--- a/docs/manuals/Introthread-Technical-and-Operations-Manual.docx
+++ b/docs/manuals/Introthread-Technical-and-Operations-Manual.docx
@@ -177,7 +177,7 @@
                 <w:b/>
                 <w:sz w:val="20"/>
               </w:rPr>
-              <w:t>1.0</w:t>
+              <w:t>1.1</w:t>
             </w:r>
           </w:p>
         </w:tc>
@@ -258,7 +258,7 @@
         <w:rPr>
           <w:sz w:val="20"/>
         </w:rPr>
-        <w:t xml:space="preserve"> introthread.com, release v131 (26 October 2026)</w:t>
+        <w:t xml:space="preserve"> introthread.com, release v132 (26 October 2026)</w:t>
       </w:r>
     </w:p>
     <w:p>
@@ -381,6 +381,64 @@
                 <w:sz w:val="18"/>
               </w:rPr>
               <w:t>Changes</w:t>
+            </w:r>
+          </w:p>
+        </w:tc>
+      </w:tr>
+      <w:tr>
+        <w:tc>
+          <w:tcPr>
+            <w:tcW w:type="dxa" w:w="2353"/>
+          </w:tcPr>
+          <w:p>
+            <w:r/>
+            <w:r>
+              <w:rPr>
+                <w:sz w:val="18"/>
+              </w:rPr>
+              <w:t>1.1</w:t>
+            </w:r>
+          </w:p>
+        </w:tc>
+        <w:tc>
+          <w:tcPr>
+            <w:tcW w:type="dxa" w:w="2353"/>
+          </w:tcPr>
+          <w:p>
+            <w:r/>
+            <w:r>
+              <w:rPr>
+                <w:sz w:val="18"/>
+              </w:rPr>
+              <w:t>26 Oct 2026</w:t>
+            </w:r>
+          </w:p>
+        </w:tc>
+        <w:tc>
+          <w:tcPr>
+            <w:tcW w:type="dxa" w:w="2353"/>
+          </w:tcPr>
+          <w:p>
+            <w:r/>
+            <w:r>
+              <w:rPr>
+                <w:sz w:val="18"/>
+              </w:rPr>
+              <w:t>Introthread product team</w:t>
+            </w:r>
+          </w:p>
+        </w:tc>
+        <w:tc>
+          <w:tcPr>
+            <w:tcW w:type="dxa" w:w="2353"/>
+          </w:tcPr>
+          <w:p>
+            <w:r/>
+            <w:r>
+              <w:rPr>
+                <w:sz w:val="18"/>
+              </w:rPr>
+              <w:t>Room pass price changed to $59 per event (v132)</w:t>
             </w:r>
           </w:p>
         </w:tc>
@@ -2702,7 +2760,7 @@
               <w:rPr>
                 <w:sz w:val="18"/>
               </w:rPr>
-              <w:t>Room pass price in shillings (default 199 x 130 = KES 25,870)</w:t>
+              <w:t>Room pass price in shillings (default 59 x 130 = KES 7,670)</w:t>
             </w:r>
           </w:p>
         </w:tc>
@@ -3995,7 +4053,7 @@
         <w:spacing w:after="60"/>
       </w:pPr>
       <w:r>
-        <w:t>Paystack charges in Kenyan shillings: Pro about KES 1,560 a month; Room pass KES 25,870.</w:t>
+        <w:t>Paystack charges in Kenyan shillings: Pro about KES 1,560 a month; Room pass KES 7,670.</w:t>
       </w:r>
     </w:p>
     <w:p>
@@ -5335,6 +5393,36 @@
           </w:p>
         </w:tc>
       </w:tr>
+      <w:tr>
+        <w:tc>
+          <w:tcPr>
+            <w:tcW w:type="dxa" w:w="4706"/>
+          </w:tcPr>
+          <w:p>
+            <w:r/>
+            <w:r>
+              <w:rPr>
+                <w:sz w:val="18"/>
+              </w:rPr>
+              <w:t>v132</w:t>
+            </w:r>
+          </w:p>
+        </w:tc>
+        <w:tc>
+          <w:tcPr>
+            <w:tcW w:type="dxa" w:w="4706"/>
+          </w:tcPr>
+          <w:p>
+            <w:r/>
+            <w:r>
+              <w:rPr>
+                <w:sz w:val="18"/>
+              </w:rPr>
+              <w:t>Room pass price cut from $199 to $59 per event (£45 UK, KES 7,670).</w:t>
+            </w:r>
+          </w:p>
+        </w:tc>
+      </w:tr>
     </w:tbl>
     <w:p>
       <w:pPr>

--- a/docs/manuals/Introthread-Technical-and-Operations-Manual.docx
+++ b/docs/manuals/Introthread-Technical-and-Operations-Manual.docx
@@ -177,7 +177,7 @@
                 <w:b/>
                 <w:sz w:val="20"/>
               </w:rPr>
-              <w:t>1.1</w:t>
+              <w:t>1.2</w:t>
             </w:r>
           </w:p>
         </w:tc>
@@ -258,7 +258,7 @@
         <w:rPr>
           <w:sz w:val="20"/>
         </w:rPr>
-        <w:t xml:space="preserve"> introthread.com, release v132 (26 October 2026)</w:t>
+        <w:t xml:space="preserve"> introthread.com, release v133 (26 October 2026)</w:t>
       </w:r>
     </w:p>
     <w:p>
@@ -381,6 +381,64 @@
                 <w:sz w:val="18"/>
               </w:rPr>
               <w:t>Changes</w:t>
+            </w:r>
+          </w:p>
+        </w:tc>
+      </w:tr>
+      <w:tr>
+        <w:tc>
+          <w:tcPr>
+            <w:tcW w:type="dxa" w:w="2353"/>
+          </w:tcPr>
+          <w:p>
+            <w:r/>
+            <w:r>
+              <w:rPr>
+                <w:sz w:val="18"/>
+              </w:rPr>
+              <w:t>1.2</w:t>
+            </w:r>
+          </w:p>
+        </w:tc>
+        <w:tc>
+          <w:tcPr>
+            <w:tcW w:type="dxa" w:w="2353"/>
+          </w:tcPr>
+          <w:p>
+            <w:r/>
+            <w:r>
+              <w:rPr>
+                <w:sz w:val="18"/>
+              </w:rPr>
+              <w:t>26 Oct 2026</w:t>
+            </w:r>
+          </w:p>
+        </w:tc>
+        <w:tc>
+          <w:tcPr>
+            <w:tcW w:type="dxa" w:w="2353"/>
+          </w:tcPr>
+          <w:p>
+            <w:r/>
+            <w:r>
+              <w:rPr>
+                <w:sz w:val="18"/>
+              </w:rPr>
+              <w:t>Introthread product team</w:t>
+            </w:r>
+          </w:p>
+        </w:tc>
+        <w:tc>
+          <w:tcPr>
+            <w:tcW w:type="dxa" w:w="2353"/>
+          </w:tcPr>
+          <w:p>
+            <w:r/>
+            <w:r>
+              <w:rPr>
+                <w:sz w:val="18"/>
+              </w:rPr>
+              <w:t>NFC cards: tap counts, iPhone steps, ready-programmed card orders at KES 199 (v133)</w:t>
             </w:r>
           </w:p>
         </w:tc>
@@ -2013,6 +2071,97 @@
           </w:p>
         </w:tc>
       </w:tr>
+      <w:tr>
+        <w:tc>
+          <w:tcPr>
+            <w:tcW w:type="dxa" w:w="3137"/>
+            <w:shd w:val="clear" w:color="auto" w:fill="F3F5FA"/>
+          </w:tcPr>
+          <w:p>
+            <w:r/>
+            <w:r>
+              <w:rPr>
+                <w:sz w:val="18"/>
+              </w:rPr>
+              <w:t>card-tap</w:t>
+            </w:r>
+          </w:p>
+        </w:tc>
+        <w:tc>
+          <w:tcPr>
+            <w:tcW w:type="dxa" w:w="3137"/>
+            <w:shd w:val="clear" w:color="auto" w:fill="F3F5FA"/>
+          </w:tcPr>
+          <w:p>
+            <w:r/>
+            <w:r>
+              <w:rPr>
+                <w:sz w:val="18"/>
+              </w:rPr>
+              <w:t>Counts one tap on a member's NFC card link (?src=nfc).</w:t>
+            </w:r>
+          </w:p>
+        </w:tc>
+        <w:tc>
+          <w:tcPr>
+            <w:tcW w:type="dxa" w:w="3137"/>
+            <w:shd w:val="clear" w:color="auto" w:fill="F3F5FA"/>
+          </w:tcPr>
+          <w:p>
+            <w:r/>
+            <w:r>
+              <w:rPr>
+                <w:sz w:val="18"/>
+              </w:rPr>
+              <w:t>Public, rate-limited</w:t>
+            </w:r>
+          </w:p>
+        </w:tc>
+      </w:tr>
+      <w:tr>
+        <w:tc>
+          <w:tcPr>
+            <w:tcW w:type="dxa" w:w="3137"/>
+          </w:tcPr>
+          <w:p>
+            <w:r/>
+            <w:r>
+              <w:rPr>
+                <w:sz w:val="18"/>
+              </w:rPr>
+              <w:t>pay-init kind nfc_card</w:t>
+            </w:r>
+          </w:p>
+        </w:tc>
+        <w:tc>
+          <w:tcPr>
+            <w:tcW w:type="dxa" w:w="3137"/>
+          </w:tcPr>
+          <w:p>
+            <w:r/>
+            <w:r>
+              <w:rPr>
+                <w:sz w:val="18"/>
+              </w:rPr>
+              <w:t>Checkout for a ready-programmed NFC card (KES 199); pay-verify and the webhook save the order and email the buyer and hello@.</w:t>
+            </w:r>
+          </w:p>
+        </w:tc>
+        <w:tc>
+          <w:tcPr>
+            <w:tcW w:type="dxa" w:w="3137"/>
+          </w:tcPr>
+          <w:p>
+            <w:r/>
+            <w:r>
+              <w:rPr>
+                <w:sz w:val="18"/>
+              </w:rPr>
+              <w:t>Signed-in member</w:t>
+            </w:r>
+          </w:p>
+        </w:tc>
+      </w:tr>
     </w:tbl>
     <w:p>
       <w:pPr>
@@ -2791,7 +2940,7 @@
               <w:rPr>
                 <w:sz w:val="18"/>
               </w:rPr>
-              <w:t>SITE_URL, SUPABASE_URL, SUPABASE_ANON_KEY, ALLOWED_ORIGINS</w:t>
+              <w:t>NFC_CARD_KES, ORDER_EMAIL</w:t>
             </w:r>
           </w:p>
         </w:tc>
@@ -2805,13 +2954,60 @@
               <w:rPr>
                 <w:sz w:val="18"/>
               </w:rPr>
-              <w:t>Overrides for site and Supabase addresses</w:t>
+              <w:t>NFC card price (default KES 199) and where order emails go (default hello@introthread.com)</w:t>
             </w:r>
           </w:p>
         </w:tc>
         <w:tc>
           <w:tcPr>
             <w:tcW w:type="dxa" w:w="3137"/>
+          </w:tcPr>
+          <w:p>
+            <w:r/>
+            <w:r>
+              <w:rPr>
+                <w:sz w:val="18"/>
+              </w:rPr>
+              <w:t>Defaults</w:t>
+            </w:r>
+          </w:p>
+        </w:tc>
+      </w:tr>
+      <w:tr>
+        <w:tc>
+          <w:tcPr>
+            <w:tcW w:type="dxa" w:w="3137"/>
+            <w:shd w:val="clear" w:color="auto" w:fill="F3F5FA"/>
+          </w:tcPr>
+          <w:p>
+            <w:r/>
+            <w:r>
+              <w:rPr>
+                <w:sz w:val="18"/>
+              </w:rPr>
+              <w:t>SITE_URL, SUPABASE_URL, SUPABASE_ANON_KEY, ALLOWED_ORIGINS</w:t>
+            </w:r>
+          </w:p>
+        </w:tc>
+        <w:tc>
+          <w:tcPr>
+            <w:tcW w:type="dxa" w:w="3137"/>
+            <w:shd w:val="clear" w:color="auto" w:fill="F3F5FA"/>
+          </w:tcPr>
+          <w:p>
+            <w:r/>
+            <w:r>
+              <w:rPr>
+                <w:sz w:val="18"/>
+              </w:rPr>
+              <w:t>Overrides for site and Supabase addresses</w:t>
+            </w:r>
+          </w:p>
+        </w:tc>
+        <w:tc>
+          <w:tcPr>
+            <w:tcW w:type="dxa" w:w="3137"/>
+            <w:shd w:val="clear" w:color="auto" w:fill="F3F5FA"/>
           </w:tcPr>
           <w:p>
             <w:r/>
@@ -2922,7 +3118,7 @@
         <w:t>supabase/migrations/NNN_*.sql</w:t>
       </w:r>
       <w:r>
-        <w:t>, run by the owner in the Supabase SQL Editor. Migrations 002 to 021 have all been run.</w:t>
+        <w:t>, run by the owner in the Supabase SQL Editor. Migrations 002 to 021 have been run; 022 (NFC cards) must be run for tap counts and card orders.</w:t>
       </w:r>
     </w:p>
     <w:tbl>
@@ -3252,6 +3448,38 @@
                 <w:sz w:val="18"/>
               </w:rPr>
               <w:t>Paid Rooms, then one free small event a month for up to 20 people</w:t>
+            </w:r>
+          </w:p>
+        </w:tc>
+      </w:tr>
+      <w:tr>
+        <w:tc>
+          <w:tcPr>
+            <w:tcW w:type="dxa" w:w="4706"/>
+            <w:shd w:val="clear" w:color="auto" w:fill="F3F5FA"/>
+          </w:tcPr>
+          <w:p>
+            <w:r/>
+            <w:r>
+              <w:rPr>
+                <w:sz w:val="18"/>
+              </w:rPr>
+              <w:t>022</w:t>
+            </w:r>
+          </w:p>
+        </w:tc>
+        <w:tc>
+          <w:tcPr>
+            <w:tcW w:type="dxa" w:w="4706"/>
+            <w:shd w:val="clear" w:color="auto" w:fill="F3F5FA"/>
+          </w:tcPr>
+          <w:p>
+            <w:r/>
+            <w:r>
+              <w:rPr>
+                <w:sz w:val="18"/>
+              </w:rPr>
+              <w:t>NFC cards: card_taps (tap counts) and card_orders (ready-programmed card orders), my_card_taps, admin_card_order_set</w:t>
             </w:r>
           </w:p>
         </w:tc>
@@ -5419,6 +5647,38 @@
                 <w:sz w:val="18"/>
               </w:rPr>
               <w:t>Room pass price cut from $199 to $59 per event (£45 UK, KES 7,670).</w:t>
+            </w:r>
+          </w:p>
+        </w:tc>
+      </w:tr>
+      <w:tr>
+        <w:tc>
+          <w:tcPr>
+            <w:tcW w:type="dxa" w:w="4706"/>
+            <w:shd w:val="clear" w:color="auto" w:fill="F3F5FA"/>
+          </w:tcPr>
+          <w:p>
+            <w:r/>
+            <w:r>
+              <w:rPr>
+                <w:sz w:val="18"/>
+              </w:rPr>
+              <w:t>v133</w:t>
+            </w:r>
+          </w:p>
+        </w:tc>
+        <w:tc>
+          <w:tcPr>
+            <w:tcW w:type="dxa" w:w="4706"/>
+            <w:shd w:val="clear" w:color="auto" w:fill="F3F5FA"/>
+          </w:tcPr>
+          <w:p>
+            <w:r/>
+            <w:r>
+              <w:rPr>
+                <w:sz w:val="18"/>
+              </w:rPr>
+              <w:t>NFC cards: clear wording, tap opens Start a Thread, tap counts, iPhone NFC Tools steps, ready-programmed card orders at KES 199.</w:t>
             </w:r>
           </w:p>
         </w:tc>

--- a/docs/manuals/Introthread-Technical-and-Operations-Manual.docx
+++ b/docs/manuals/Introthread-Technical-and-Operations-Manual.docx
@@ -171,13 +171,8 @@
             <w:tcW w:type="dxa" w:w="2353"/>
           </w:tcPr>
           <w:p>
-            <w:r/>
-            <w:r>
-              <w:rPr>
-                <w:b/>
-                <w:sz w:val="20"/>
-              </w:rPr>
-              <w:t>1.2</w:t>
+            <w:r>
+              <w:t>1.3</w:t>
             </w:r>
           </w:p>
         </w:tc>
@@ -186,13 +181,8 @@
             <w:tcW w:type="dxa" w:w="2353"/>
           </w:tcPr>
           <w:p>
-            <w:r/>
-            <w:r>
-              <w:rPr>
-                <w:b/>
-                <w:sz w:val="20"/>
-              </w:rPr>
-              <w:t>26 October 2026</w:t>
+            <w:r>
+              <w:t>27 October 2026</w:t>
             </w:r>
           </w:p>
         </w:tc>
@@ -252,13 +242,7 @@
           <w:b/>
           <w:sz w:val="20"/>
         </w:rPr>
-        <w:t>Applies to:</w:t>
-      </w:r>
-      <w:r>
-        <w:rPr>
-          <w:sz w:val="20"/>
-        </w:rPr>
-        <w:t xml:space="preserve"> introthread.com, release v133 (26 October 2026)</w:t>
+        <w:t>Applies to: introthread.com, release v143 (27 October 2026)</w:t>
       </w:r>
     </w:p>
     <w:p>
@@ -555,6 +539,48 @@
                 <w:sz w:val="18"/>
               </w:rPr>
               <w:t>First complete release, covering v110 to v131</w:t>
+            </w:r>
+          </w:p>
+        </w:tc>
+      </w:tr>
+      <w:tr>
+        <w:tc>
+          <w:tcPr>
+            <w:tcW w:type="dxa" w:w="2353"/>
+          </w:tcPr>
+          <w:p>
+            <w:r>
+              <w:t>1.3</w:t>
+            </w:r>
+          </w:p>
+        </w:tc>
+        <w:tc>
+          <w:tcPr>
+            <w:tcW w:type="dxa" w:w="2353"/>
+          </w:tcPr>
+          <w:p>
+            <w:r>
+              <w:t>27 Oct 2026</w:t>
+            </w:r>
+          </w:p>
+        </w:tc>
+        <w:tc>
+          <w:tcPr>
+            <w:tcW w:type="dxa" w:w="2353"/>
+          </w:tcPr>
+          <w:p>
+            <w:r>
+              <w:t>Introthread product team</w:t>
+            </w:r>
+          </w:p>
+        </w:tc>
+        <w:tc>
+          <w:tcPr>
+            <w:tcW w:type="dxa" w:w="2353"/>
+          </w:tcPr>
+          <w:p>
+            <w:r>
+              <w:t>Print-ready card replaces the posted NFC card (v141); chip-card design and live preview (v142); clearer sign-in code message and admin fixes (v143)</w:t>
             </w:r>
           </w:p>
         </w:tc>
@@ -2138,12 +2164,8 @@
             <w:tcW w:type="dxa" w:w="3137"/>
           </w:tcPr>
           <w:p>
-            <w:r/>
-            <w:r>
-              <w:rPr>
-                <w:sz w:val="18"/>
-              </w:rPr>
-              <w:t>Checkout for a ready-programmed NFC card (KES 199); pay-verify and the webhook save the order and email the buyer and hello@.</w:t>
+            <w:r>
+              <w:t>Checkout for the print-ready card (KES 199): name, title and company only. pay-verify and the webhook save the order (applyCardOrder in api/_lib/pay.js), email the buyer the card PDF built by js/card-pdf.js with api/_lib/qrcode.js, set the status to delivered, and send hello@ a "Printable card sold" note.</w:t>
             </w:r>
           </w:p>
         </w:tc>
@@ -3474,12 +3496,8 @@
             <w:shd w:val="clear" w:color="auto" w:fill="F3F5FA"/>
           </w:tcPr>
           <w:p>
-            <w:r/>
-            <w:r>
-              <w:rPr>
-                <w:sz w:val="18"/>
-              </w:rPr>
-              <w:t>NFC cards: card_taps (tap counts) and card_orders (ready-programmed card orders), my_card_taps, admin_card_order_set</w:t>
+            <w:r>
+              <w:t>NFC cards: card_taps (tap counts) and card_orders (card orders; since v141 print-ready, status delivered when the PDF is emailed), my_card_taps, admin_card_order_set. No migration was needed for v141 to v143.</w:t>
             </w:r>
           </w:p>
         </w:tc>
@@ -5131,7 +5149,7 @@
         <w:pStyle w:val="Heading1"/>
       </w:pPr>
       <w:r>
-        <w:t>10  Release history (23 to 26 October 2026)</w:t>
+        <w:t>10  Release history (23 to 27 October 2026)</w:t>
       </w:r>
     </w:p>
     <w:tbl>
@@ -5673,12 +5691,104 @@
             <w:shd w:val="clear" w:color="auto" w:fill="F3F5FA"/>
           </w:tcPr>
           <w:p>
-            <w:r/>
-            <w:r>
-              <w:rPr>
-                <w:sz w:val="18"/>
-              </w:rPr>
-              <w:t>NFC cards: clear wording, tap opens Start a Thread, tap counts, iPhone NFC Tools steps, ready-programmed card orders at KES 199.</w:t>
+            <w:r>
+              <w:t>NFC cards: clear wording, tap opens Start a Thread, tap counts, iPhone NFC Tools steps, ready-programmed card orders at KES 199 (posting replaced in v141).</w:t>
+            </w:r>
+          </w:p>
+        </w:tc>
+      </w:tr>
+      <w:tr>
+        <w:tc>
+          <w:tcPr>
+            <w:tcW w:type="dxa" w:w="4706"/>
+            <w:shd w:val="clear" w:color="auto" w:fill="F3F5FA"/>
+          </w:tcPr>
+          <w:p>
+            <w:r>
+              <w:t>v134 to v140</w:t>
+            </w:r>
+          </w:p>
+        </w:tc>
+        <w:tc>
+          <w:tcPr>
+            <w:tcW w:type="dxa" w:w="4706"/>
+            <w:shd w:val="clear" w:color="auto" w:fill="F3F5FA"/>
+          </w:tcPr>
+          <w:p>
+            <w:r>
+              <w:t>In development labels on Networks features; single source of pricing (scripts/pricing.py) and price card drawn by the build; event mode fits every phone; admin tests wait for the page; readable "Why answer?" box.</w:t>
+            </w:r>
+          </w:p>
+        </w:tc>
+      </w:tr>
+      <w:tr>
+        <w:tc>
+          <w:tcPr>
+            <w:tcW w:type="dxa" w:w="4706"/>
+            <w:shd w:val="clear" w:color="auto" w:fill="F3F5FA"/>
+          </w:tcPr>
+          <w:p>
+            <w:r>
+              <w:t>v141</w:t>
+            </w:r>
+          </w:p>
+        </w:tc>
+        <w:tc>
+          <w:tcPr>
+            <w:tcW w:type="dxa" w:w="4706"/>
+            <w:shd w:val="clear" w:color="auto" w:fill="F3F5FA"/>
+          </w:tcPr>
+          <w:p>
+            <w:r>
+              <w:t>Print-ready card replaces the posted NFC card: KES 199, PDF emailed and downloadable (js/card-pdf.js, vector QR, one card actual size plus 10-up fronts and backs on A4); no phone or address; nothing posted.</w:t>
+            </w:r>
+          </w:p>
+        </w:tc>
+      </w:tr>
+      <w:tr>
+        <w:tc>
+          <w:tcPr>
+            <w:tcW w:type="dxa" w:w="4706"/>
+            <w:shd w:val="clear" w:color="auto" w:fill="F3F5FA"/>
+          </w:tcPr>
+          <w:p>
+            <w:r>
+              <w:t>v142</w:t>
+            </w:r>
+          </w:p>
+        </w:tc>
+        <w:tc>
+          <w:tcPr>
+            <w:tcW w:type="dxa" w:w="4706"/>
+            <w:shd w:val="clear" w:color="auto" w:fill="F3F5FA"/>
+          </w:tcPr>
+          <w:p>
+            <w:r>
+              <w:t>Chip-card design (navy front with printed gold chip and contactless mark; white back with QR); live preview in the order form; new pages open at the top.</w:t>
+            </w:r>
+          </w:p>
+        </w:tc>
+      </w:tr>
+      <w:tr>
+        <w:tc>
+          <w:tcPr>
+            <w:tcW w:type="dxa" w:w="4706"/>
+            <w:shd w:val="clear" w:color="auto" w:fill="F3F5FA"/>
+          </w:tcPr>
+          <w:p>
+            <w:r>
+              <w:t>v143</w:t>
+            </w:r>
+          </w:p>
+        </w:tc>
+        <w:tc>
+          <w:tcPr>
+            <w:tcW w:type="dxa" w:w="4706"/>
+            <w:shd w:val="clear" w:color="auto" w:fill="F3F5FA"/>
+          </w:tcPr>
+          <w:p>
+            <w:r>
+              <w:t>Clearer sign-in code error; admin dashboard cards fit phones; admin screens open at the top; manuals updated to 1.3.</w:t>
             </w:r>
           </w:p>
         </w:tc>
